--- a/data/db/hsv1/template.docx
+++ b/data/db/hsv1/template.docx
@@ -42,8 +42,8 @@
         <w:tblLook w:val="04a0" w:noHBand="0" w:noVBand="1" w:firstColumn="1" w:lastRow="0" w:lastColumn="0" w:firstRow="1"/>
       </w:tblPr>
       <w:tblGrid>
-        <w:gridCol w:w="2267"/>
-        <w:gridCol w:w="1985"/>
+        <w:gridCol w:w="2266"/>
+        <w:gridCol w:w="1986"/>
         <w:gridCol w:w="1844"/>
         <w:gridCol w:w="2834"/>
       </w:tblGrid>
@@ -53,7 +53,7 @@
         </w:trPr>
         <w:tc>
           <w:tcPr>
-            <w:tcW w:w="2267" w:type="dxa"/>
+            <w:tcW w:w="2266" w:type="dxa"/>
             <w:tcBorders>
               <w:left w:val="nil"/>
               <w:bottom w:val="nil"/>
@@ -88,7 +88,7 @@
         </w:tc>
         <w:tc>
           <w:tcPr>
-            <w:tcW w:w="1985" w:type="dxa"/>
+            <w:tcW w:w="1986" w:type="dxa"/>
             <w:tcBorders>
               <w:left w:val="nil"/>
               <w:bottom w:val="nil"/>
@@ -198,7 +198,7 @@
         <w:trPr/>
         <w:tc>
           <w:tcPr>
-            <w:tcW w:w="2267" w:type="dxa"/>
+            <w:tcW w:w="2266" w:type="dxa"/>
             <w:tcBorders>
               <w:top w:val="nil"/>
               <w:left w:val="nil"/>
@@ -234,7 +234,7 @@
         </w:tc>
         <w:tc>
           <w:tcPr>
-            <w:tcW w:w="1985" w:type="dxa"/>
+            <w:tcW w:w="1986" w:type="dxa"/>
             <w:tcBorders>
               <w:top w:val="nil"/>
               <w:left w:val="nil"/>
@@ -250,7 +250,8 @@
               <w:spacing w:lineRule="auto" w:line="240" w:before="0" w:after="0"/>
               <w:jc w:val="left"/>
               <w:rPr>
-                <w:u w:val="none"/>
+                <w:sz w:val="22"/>
+                <w:szCs w:val="22"/>
               </w:rPr>
             </w:pPr>
             <w:r>
@@ -259,7 +260,6 @@
                 <w:kern w:val="2"/>
                 <w:sz w:val="22"/>
                 <w:szCs w:val="22"/>
-                <w:u w:val="none"/>
                 <w:lang w:eastAsia="en-US" w:bidi="ar-SA"/>
               </w:rPr>
               <w:t>IDPATIENT</w:t>
@@ -320,20 +320,12 @@
               <w:spacing w:lineRule="auto" w:line="240" w:before="0" w:after="0"/>
               <w:jc w:val="left"/>
               <w:rPr>
-                <w:b/>
-                <w:b/>
-                <w:bCs/>
                 <w:sz w:val="22"/>
                 <w:szCs w:val="22"/>
               </w:rPr>
             </w:pPr>
             <w:r>
-              <w:rPr>
-                <w:b/>
-                <w:bCs/>
-                <w:sz w:val="22"/>
-                <w:szCs w:val="22"/>
-              </w:rPr>
+              <w:rPr/>
             </w:r>
           </w:p>
         </w:tc>
@@ -342,7 +334,7 @@
         <w:trPr/>
         <w:tc>
           <w:tcPr>
-            <w:tcW w:w="2267" w:type="dxa"/>
+            <w:tcW w:w="2266" w:type="dxa"/>
             <w:tcBorders>
               <w:top w:val="nil"/>
               <w:left w:val="nil"/>
@@ -375,7 +367,7 @@
         </w:tc>
         <w:tc>
           <w:tcPr>
-            <w:tcW w:w="1985" w:type="dxa"/>
+            <w:tcW w:w="1986" w:type="dxa"/>
             <w:tcBorders>
               <w:top w:val="nil"/>
               <w:left w:val="nil"/>
@@ -476,15 +468,276 @@
               <w:t>_VERSIONLOGICIEL_</w:t>
             </w:r>
           </w:p>
+          <w:p>
+            <w:pPr>
+              <w:pStyle w:val="Normal"/>
+              <w:widowControl w:val="false"/>
+              <w:suppressAutoHyphens w:val="true"/>
+              <w:spacing w:lineRule="auto" w:line="240" w:before="0" w:after="0"/>
+              <w:jc w:val="left"/>
+              <w:rPr>
+                <w:sz w:val="22"/>
+                <w:szCs w:val="22"/>
+              </w:rPr>
+            </w:pPr>
+            <w:r>
+              <w:rPr>
+                <w:sz w:val="22"/>
+                <w:szCs w:val="22"/>
+              </w:rPr>
+            </w:r>
+          </w:p>
         </w:tc>
       </w:tr>
       <w:tr>
-        <w:trPr>
-          <w:trHeight w:val="495" w:hRule="atLeast"/>
-        </w:trPr>
+        <w:trPr/>
         <w:tc>
           <w:tcPr>
-            <w:tcW w:w="2267" w:type="dxa"/>
+            <w:tcW w:w="2266" w:type="dxa"/>
+            <w:tcBorders>
+              <w:top w:val="nil"/>
+              <w:left w:val="nil"/>
+              <w:bottom w:val="nil"/>
+              <w:right w:val="nil"/>
+            </w:tcBorders>
+          </w:tcPr>
+          <w:p>
+            <w:pPr>
+              <w:pStyle w:val="Notedebasdepage"/>
+              <w:widowControl w:val="false"/>
+              <w:suppressAutoHyphens w:val="true"/>
+              <w:spacing w:lineRule="auto" w:line="240" w:before="0" w:after="0"/>
+              <w:jc w:val="left"/>
+              <w:rPr>
+                <w:rFonts w:ascii="Times New Roman" w:hAnsi="Times New Roman"/>
+                <w:b/>
+                <w:b/>
+                <w:bCs/>
+                <w:sz w:val="22"/>
+                <w:szCs w:val="22"/>
+                <w:lang w:val="fr-CH"/>
+              </w:rPr>
+            </w:pPr>
+            <w:r>
+              <w:rPr>
+                <w:b/>
+                <w:bCs/>
+                <w:sz w:val="22"/>
+                <w:szCs w:val="22"/>
+                <w:lang w:val="fr-CH"/>
+              </w:rPr>
+              <w:t>Base de données de résistance :</w:t>
+            </w:r>
+          </w:p>
+        </w:tc>
+        <w:tc>
+          <w:tcPr>
+            <w:tcW w:w="1986" w:type="dxa"/>
+            <w:tcBorders>
+              <w:top w:val="nil"/>
+              <w:left w:val="nil"/>
+              <w:bottom w:val="nil"/>
+              <w:right w:val="nil"/>
+            </w:tcBorders>
+          </w:tcPr>
+          <w:p>
+            <w:pPr>
+              <w:pStyle w:val="Normal"/>
+              <w:widowControl w:val="false"/>
+              <w:suppressAutoHyphens w:val="true"/>
+              <w:spacing w:lineRule="auto" w:line="240" w:before="0" w:after="0"/>
+              <w:jc w:val="left"/>
+              <w:rPr>
+                <w:b/>
+                <w:b/>
+                <w:bCs/>
+                <w:sz w:val="22"/>
+                <w:szCs w:val="22"/>
+              </w:rPr>
+            </w:pPr>
+            <w:r>
+              <w:rPr>
+                <w:rStyle w:val="Textesource"/>
+                <w:b w:val="false"/>
+                <w:bCs w:val="false"/>
+                <w:sz w:val="22"/>
+                <w:szCs w:val="22"/>
+              </w:rPr>
+              <w:t>_DATABASE_</w:t>
+            </w:r>
+          </w:p>
+        </w:tc>
+        <w:tc>
+          <w:tcPr>
+            <w:tcW w:w="1844" w:type="dxa"/>
+            <w:tcBorders>
+              <w:top w:val="nil"/>
+              <w:left w:val="nil"/>
+              <w:bottom w:val="nil"/>
+              <w:right w:val="nil"/>
+            </w:tcBorders>
+          </w:tcPr>
+          <w:p>
+            <w:pPr>
+              <w:pStyle w:val="Notedebasdepage"/>
+              <w:widowControl w:val="false"/>
+              <w:suppressAutoHyphens w:val="true"/>
+              <w:spacing w:lineRule="auto" w:line="240" w:before="0" w:after="0"/>
+              <w:jc w:val="left"/>
+              <w:rPr>
+                <w:lang w:val="fr-CH"/>
+              </w:rPr>
+            </w:pPr>
+            <w:r>
+              <w:rPr>
+                <w:rStyle w:val="Accentuationforte"/>
+                <w:sz w:val="22"/>
+                <w:szCs w:val="22"/>
+                <w:lang w:val="fr-CH"/>
+              </w:rPr>
+              <w:t>Numéro d’analyse :</w:t>
+            </w:r>
+          </w:p>
+        </w:tc>
+        <w:tc>
+          <w:tcPr>
+            <w:tcW w:w="2834" w:type="dxa"/>
+            <w:tcBorders>
+              <w:top w:val="nil"/>
+              <w:left w:val="nil"/>
+              <w:bottom w:val="nil"/>
+              <w:right w:val="nil"/>
+            </w:tcBorders>
+          </w:tcPr>
+          <w:p>
+            <w:pPr>
+              <w:pStyle w:val="Notedebasdepage"/>
+              <w:widowControl w:val="false"/>
+              <w:suppressAutoHyphens w:val="true"/>
+              <w:spacing w:lineRule="auto" w:line="240" w:before="0" w:after="0"/>
+              <w:jc w:val="left"/>
+              <w:rPr>
+                <w:sz w:val="22"/>
+                <w:szCs w:val="22"/>
+                <w:lang w:val="fr-CH"/>
+              </w:rPr>
+            </w:pPr>
+            <w:r>
+              <w:rPr>
+                <w:rStyle w:val="Textesource"/>
+                <w:sz w:val="22"/>
+                <w:szCs w:val="22"/>
+                <w:lang w:val="fr-CH"/>
+              </w:rPr>
+              <w:t>_ANALYSISNUMBER_</w:t>
+            </w:r>
+          </w:p>
+        </w:tc>
+      </w:tr>
+      <w:tr>
+        <w:trPr/>
+        <w:tc>
+          <w:tcPr>
+            <w:tcW w:w="2266" w:type="dxa"/>
+            <w:tcBorders>
+              <w:top w:val="nil"/>
+              <w:left w:val="nil"/>
+              <w:bottom w:val="nil"/>
+              <w:right w:val="nil"/>
+            </w:tcBorders>
+          </w:tcPr>
+          <w:p>
+            <w:pPr>
+              <w:pStyle w:val="Notedebasdepage"/>
+              <w:widowControl w:val="false"/>
+              <w:suppressAutoHyphens w:val="true"/>
+              <w:spacing w:lineRule="auto" w:line="240" w:before="0" w:after="0"/>
+              <w:jc w:val="left"/>
+              <w:rPr>
+                <w:sz w:val="16"/>
+                <w:szCs w:val="16"/>
+              </w:rPr>
+            </w:pPr>
+            <w:r>
+              <w:rPr>
+                <w:b/>
+                <w:bCs/>
+                <w:sz w:val="16"/>
+                <w:szCs w:val="16"/>
+                <w:lang w:val="fr-CH"/>
+              </w:rPr>
+              <w:t>Empreinte cryptographique (SHA-256) du conteneur :</w:t>
+            </w:r>
+          </w:p>
+        </w:tc>
+        <w:tc>
+          <w:tcPr>
+            <w:tcW w:w="6664" w:type="dxa"/>
+            <w:gridSpan w:val="3"/>
+            <w:tcBorders>
+              <w:top w:val="nil"/>
+              <w:left w:val="nil"/>
+              <w:bottom w:val="nil"/>
+              <w:right w:val="nil"/>
+            </w:tcBorders>
+          </w:tcPr>
+          <w:p>
+            <w:pPr>
+              <w:pStyle w:val="Normal"/>
+              <w:widowControl w:val="false"/>
+              <w:suppressAutoHyphens w:val="true"/>
+              <w:spacing w:lineRule="auto" w:line="240" w:before="0" w:after="0"/>
+              <w:jc w:val="left"/>
+              <w:rPr>
+                <w:rFonts w:ascii="TlwgTypewriter" w:hAnsi="TlwgTypewriter"/>
+                <w:color w:val="000000"/>
+                <w:sz w:val="16"/>
+                <w:szCs w:val="16"/>
+              </w:rPr>
+            </w:pPr>
+            <w:r>
+              <w:rPr>
+                <w:rFonts w:ascii="TlwgTypewriter" w:hAnsi="TlwgTypewriter"/>
+                <w:b w:val="false"/>
+                <w:i w:val="false"/>
+                <w:color w:val="000000"/>
+                <w:sz w:val="16"/>
+                <w:szCs w:val="16"/>
+              </w:rPr>
+              <w:t>_EMPREINTE_</w:t>
+            </w:r>
+          </w:p>
+          <w:p>
+            <w:pPr>
+              <w:pStyle w:val="Normal"/>
+              <w:widowControl w:val="false"/>
+              <w:suppressAutoHyphens w:val="true"/>
+              <w:spacing w:lineRule="auto" w:line="240" w:before="0" w:after="0"/>
+              <w:jc w:val="left"/>
+              <w:rPr>
+                <w:b w:val="false"/>
+                <w:b w:val="false"/>
+                <w:bCs w:val="false"/>
+                <w:sz w:val="22"/>
+                <w:szCs w:val="22"/>
+              </w:rPr>
+            </w:pPr>
+            <w:r>
+              <w:rPr>
+                <w:b w:val="false"/>
+                <w:bCs w:val="false"/>
+                <w:sz w:val="22"/>
+                <w:szCs w:val="22"/>
+              </w:rPr>
+            </w:r>
+          </w:p>
+        </w:tc>
+      </w:tr>
+      <w:tr>
+        <w:trPr/>
+        <w:tc>
+          <w:tcPr>
+            <w:tcW w:w="2266" w:type="dxa"/>
             <w:tcBorders>
               <w:top w:val="nil"/>
               <w:left w:val="nil"/>
@@ -505,19 +758,28 @@
             </w:pPr>
             <w:r>
               <w:rPr>
+                <w:rStyle w:val="Accentuationforte"/>
                 <w:b/>
                 <w:bCs/>
                 <w:sz w:val="16"/>
                 <w:szCs w:val="16"/>
                 <w:lang w:val="fr-CH"/>
               </w:rPr>
-              <w:t>Empreinte cryptographique (SHA-256) du conteneur :</w:t>
+              <w:t xml:space="preserve">Empreinte cryptographique (SHA-256) </w:t>
+            </w:r>
+            <w:r>
+              <w:rPr>
+                <w:rStyle w:val="Accentuationforte"/>
+                <w:sz w:val="16"/>
+                <w:szCs w:val="16"/>
+              </w:rPr>
+              <w:t>de la base de données :</w:t>
             </w:r>
           </w:p>
         </w:tc>
         <w:tc>
           <w:tcPr>
-            <w:tcW w:w="6663" w:type="dxa"/>
+            <w:tcW w:w="6664" w:type="dxa"/>
             <w:gridSpan w:val="3"/>
             <w:tcBorders>
               <w:top w:val="nil"/>
@@ -527,7 +789,7 @@
           </w:tcPr>
           <w:p>
             <w:pPr>
-              <w:pStyle w:val="Normal"/>
+              <w:pStyle w:val="Notedebasdepage"/>
               <w:widowControl w:val="false"/>
               <w:suppressAutoHyphens w:val="true"/>
               <w:spacing w:lineRule="auto" w:line="240" w:before="0" w:after="0"/>
@@ -541,38 +803,13 @@
             </w:pPr>
             <w:r>
               <w:rPr>
+                <w:rStyle w:val="Textesource"/>
                 <w:rFonts w:ascii="TlwgTypewriter" w:hAnsi="TlwgTypewriter"/>
-                <w:b w:val="false"/>
-                <w:i w:val="false"/>
                 <w:color w:val="000000"/>
                 <w:sz w:val="16"/>
                 <w:szCs w:val="16"/>
               </w:rPr>
-              <w:t>_EMPREINTE_</w:t>
-            </w:r>
-          </w:p>
-          <w:p>
-            <w:pPr>
-              <w:pStyle w:val="Normal"/>
-              <w:widowControl w:val="false"/>
-              <w:suppressAutoHyphens w:val="true"/>
-              <w:spacing w:lineRule="auto" w:line="240" w:before="0" w:after="0"/>
-              <w:jc w:val="left"/>
-              <w:rPr>
-                <w:b w:val="false"/>
-                <w:b w:val="false"/>
-                <w:bCs w:val="false"/>
-                <w:sz w:val="22"/>
-                <w:szCs w:val="22"/>
-              </w:rPr>
-            </w:pPr>
-            <w:r>
-              <w:rPr>
-                <w:b w:val="false"/>
-                <w:bCs w:val="false"/>
-                <w:sz w:val="22"/>
-                <w:szCs w:val="22"/>
-              </w:rPr>
+              <w:t>_DBEMPREINTE_</w:t>
             </w:r>
           </w:p>
         </w:tc>
@@ -580,16 +817,7 @@
     </w:tbl>
     <w:p>
       <w:pPr>
-        <w:pStyle w:val="Normal"/>
-        <w:rPr/>
-      </w:pPr>
-      <w:r>
-        <w:rPr/>
-      </w:r>
-    </w:p>
-    <w:p>
-      <w:pPr>
-        <w:pStyle w:val="Normal"/>
+        <w:pStyle w:val="Titre2"/>
         <w:rPr>
           <w:lang w:val="fr-CH"/>
         </w:rPr>
@@ -1944,6 +2172,21 @@
     <w:qFormat/>
     <w:rPr/>
   </w:style>
+  <w:style w:type="character" w:styleId="Textesource">
+    <w:name w:val="Texte source"/>
+    <w:qFormat/>
+    <w:rPr>
+      <w:rFonts w:ascii="Liberation Mono" w:hAnsi="Liberation Mono" w:eastAsia="Liberation Mono" w:cs="Liberation Mono"/>
+    </w:rPr>
+  </w:style>
+  <w:style w:type="character" w:styleId="Accentuationforte">
+    <w:name w:val="Accentuation forte"/>
+    <w:qFormat/>
+    <w:rPr>
+      <w:b/>
+      <w:bCs/>
+    </w:rPr>
+  </w:style>
   <w:style w:type="paragraph" w:styleId="Titre">
     <w:name w:val="Titre"/>
     <w:basedOn w:val="Normal"/>
